--- a/data/outputs/v2/General_Science/SS1.3_Nutrition_in_Animals/quiz/General_Science_G10_SS1.3_Nutrition_in_Animals_L1_AnswerKey.docx
+++ b/data/outputs/v2/General_Science/SS1.3_Nutrition_in_Animals/quiz/General_Science_G10_SS1.3_Nutrition_in_Animals_L1_AnswerKey.docx
@@ -1590,7 +1590,7 @@
         </w:rPr>
         <w:t xml:space="preserve">© 2026 SeaVuria and ARES. Aligned with KICD objectives. Developed by SeaVuria; technical implementation by ARES (with AI assistance from Claude). Licensed under </w:t>
       </w:r>
-      <w:hyperlink w:history="1" r:id="rIdvlkmjpxasjee1yxgl6mye">
+      <w:hyperlink w:history="1" r:id="rIdz1vtzhfnv89haf5jnl2xz">
         <w:r>
           <w:rPr>
             <w:rFonts w:ascii="Arial" w:cs="Arial" w:eastAsia="Arial" w:hAnsi="Arial"/>
@@ -1611,7 +1611,7 @@
         </w:rPr>
         <w:t xml:space="preserve"> (</w:t>
       </w:r>
-      <w:hyperlink w:history="1" r:id="rIdn06sy6ghsycgu9omer9rz">
+      <w:hyperlink w:history="1" r:id="rIdzqdjyzlczbamkhcojmu04">
         <w:r>
           <w:rPr>
             <w:rFonts w:ascii="Arial" w:cs="Arial" w:eastAsia="Arial" w:hAnsi="Arial"/>

--- a/data/outputs/v2/General_Science/SS1.3_Nutrition_in_Animals/quiz/General_Science_G10_SS1.3_Nutrition_in_Animals_L1_AnswerKey.docx
+++ b/data/outputs/v2/General_Science/SS1.3_Nutrition_in_Animals/quiz/General_Science_G10_SS1.3_Nutrition_in_Animals_L1_AnswerKey.docx
@@ -1590,7 +1590,7 @@
         </w:rPr>
         <w:t xml:space="preserve">© 2026 SeaVuria and ARES. Aligned with KICD objectives. Developed by SeaVuria; technical implementation by ARES (with AI assistance from Claude). Licensed under </w:t>
       </w:r>
-      <w:hyperlink w:history="1" r:id="rIdz1vtzhfnv89haf5jnl2xz">
+      <w:hyperlink w:history="1" r:id="rIdwno42m06zdbtjicb_fsaj">
         <w:r>
           <w:rPr>
             <w:rFonts w:ascii="Arial" w:cs="Arial" w:eastAsia="Arial" w:hAnsi="Arial"/>
@@ -1611,7 +1611,7 @@
         </w:rPr>
         <w:t xml:space="preserve"> (</w:t>
       </w:r>
-      <w:hyperlink w:history="1" r:id="rIdzqdjyzlczbamkhcojmu04">
+      <w:hyperlink w:history="1" r:id="rIds9oq9usp9px37hbzfonzk">
         <w:r>
           <w:rPr>
             <w:rFonts w:ascii="Arial" w:cs="Arial" w:eastAsia="Arial" w:hAnsi="Arial"/>

--- a/data/outputs/v2/General_Science/SS1.3_Nutrition_in_Animals/quiz/General_Science_G10_SS1.3_Nutrition_in_Animals_L1_AnswerKey.docx
+++ b/data/outputs/v2/General_Science/SS1.3_Nutrition_in_Animals/quiz/General_Science_G10_SS1.3_Nutrition_in_Animals_L1_AnswerKey.docx
@@ -1590,7 +1590,7 @@
         </w:rPr>
         <w:t xml:space="preserve">© 2026 SeaVuria and ARES. Aligned with KICD objectives. Developed by SeaVuria; technical implementation by ARES (with AI assistance from Claude). Licensed under </w:t>
       </w:r>
-      <w:hyperlink w:history="1" r:id="rIdwno42m06zdbtjicb_fsaj">
+      <w:hyperlink w:history="1" r:id="rIdh9hmr4fvna6es7f_gmlxi">
         <w:r>
           <w:rPr>
             <w:rFonts w:ascii="Arial" w:cs="Arial" w:eastAsia="Arial" w:hAnsi="Arial"/>
@@ -1611,7 +1611,7 @@
         </w:rPr>
         <w:t xml:space="preserve"> (</w:t>
       </w:r>
-      <w:hyperlink w:history="1" r:id="rIds9oq9usp9px37hbzfonzk">
+      <w:hyperlink w:history="1" r:id="rIdbny3dticw2aij0wrk3iin">
         <w:r>
           <w:rPr>
             <w:rFonts w:ascii="Arial" w:cs="Arial" w:eastAsia="Arial" w:hAnsi="Arial"/>
